--- a/policies/build/preview_hco/HCO.HRM.8_v2_preview.docx
+++ b/policies/build/preview_hco/HCO.HRM.8_v2_preview.docx
@@ -773,7 +773,7 @@
           <w:sz w:val="22"/>
           <w:szCs w:val="22"/>
         </w:rPr>
-        <w:t xml:space="preserve">Boundaries: do not copy SHCO equivalent-chapter wording (including the already-deployed SHCO 3rd Edition HRM chapter). Do not overwrite HCO AAC, COP, MOM, PRE, IPC, PSQ, ROM or FMS policies. Spell out abbreviations on first use in training materials. OE counts/levels/asterisks stay with the official portal Standards PDF. Method notes come from the Guidebook Interpretation paragraphs (scanned PDF; no text layer, transcribed and verified against rendered page images — see policies/source/hco6_hrm_chapter_notes.md).</w:t>
+        <w:t xml:space="preserve">Boundaries: do not overwrite HCO AAC, COP, MOM, PRE, IPC, PSQ, ROM or FMS policies. Spell out abbreviations on first use in training materials. OE counts/levels/asterisks stay with the official portal Standards PDF. Method notes come from the Guidebook Interpretation paragraphs (scanned PDF; no text layer, transcribed and verified against rendered page images — see policies/source/hco6_hrm_chapter_notes.md).</w:t>
       </w:r>
     </w:p>
     <w:p>
@@ -962,7 +962,7 @@
         <w:spacing w:after="100" w:before="220"/>
       </w:pPr>
       <w:r>
-        <w:t xml:space="preserve">5.2 The disciplinary and grievance handling mechanism is known to all cat...</w:t>
+        <w:t xml:space="preserve">5.2 The disciplinary and grievance handling mechanism is known to all...</w:t>
       </w:r>
     </w:p>
     <w:p>
@@ -995,7 +995,7 @@
         <w:spacing w:after="100" w:before="220"/>
       </w:pPr>
       <w:r>
-        <w:t xml:space="preserve">5.3 The disciplinary policy and procedure are based on the principles of ...</w:t>
+        <w:t xml:space="preserve">5.3 The disciplinary policy and procedure are based on the principles of...</w:t>
       </w:r>
     </w:p>
     <w:p>
@@ -1028,7 +1028,7 @@
         <w:spacing w:after="100" w:before="220"/>
       </w:pPr>
       <w:r>
-        <w:t xml:space="preserve">5.4 The disciplinary and grievance procedure is in consonance with the pr...</w:t>
+        <w:t xml:space="preserve">5.4 The disciplinary and grievance procedure is in consonance with the...</w:t>
       </w:r>
     </w:p>
     <w:p>
@@ -1152,6 +1152,20 @@
       </w:pPr>
       <w:r>
         <w:t xml:space="preserve">6. Governance and responsibility</w:t>
+      </w:r>
+    </w:p>
+    <w:p>
+      <w:pPr>
+        <w:spacing w:after="20" w:before="100"/>
+      </w:pPr>
+      <w:r>
+        <w:rPr>
+          <w:b/>
+          <w:bCs/>
+          <w:sz w:val="22"/>
+          <w:szCs w:val="22"/>
+        </w:rPr>
+        <w:t xml:space="preserve">Medical Superintendent</w:t>
       </w:r>
     </w:p>
     <w:p>
@@ -1168,7 +1182,21 @@
           <w:sz w:val="22"/>
           <w:szCs w:val="22"/>
         </w:rPr>
-        <w:t xml:space="preserve">Medical Superintendent</w:t>
+        <w:t xml:space="preserve">Accountable that HRM.8 is resourced and followed.</w:t>
+      </w:r>
+    </w:p>
+    <w:p>
+      <w:pPr>
+        <w:spacing w:after="20" w:before="100"/>
+      </w:pPr>
+      <w:r>
+        <w:rPr>
+          <w:b/>
+          <w:bCs/>
+          <w:sz w:val="22"/>
+          <w:szCs w:val="22"/>
+        </w:rPr>
+        <w:t xml:space="preserve">HR In-Charge / Personnel Officer</w:t>
       </w:r>
     </w:p>
     <w:p>
@@ -1185,7 +1213,21 @@
           <w:sz w:val="22"/>
           <w:szCs w:val="22"/>
         </w:rPr>
-        <w:t xml:space="preserve">Accountable that HRM.8 is resourced and followed.</w:t>
+        <w:t xml:space="preserve">Owns day-to-day implementation and records for this standard.</w:t>
+      </w:r>
+    </w:p>
+    <w:p>
+      <w:pPr>
+        <w:spacing w:after="20" w:before="100"/>
+      </w:pPr>
+      <w:r>
+        <w:rPr>
+          <w:b/>
+          <w:bCs/>
+          <w:sz w:val="22"/>
+          <w:szCs w:val="22"/>
+        </w:rPr>
+        <w:t xml:space="preserve">Quality Coordinator</w:t>
       </w:r>
     </w:p>
     <w:p>
@@ -1202,7 +1244,21 @@
           <w:sz w:val="22"/>
           <w:szCs w:val="22"/>
         </w:rPr>
-        <w:t xml:space="preserve">HR In-Charge / Personnel Officer</w:t>
+        <w:t xml:space="preserve">Audits this policy «quarterly»; holds training acknowledgements.</w:t>
+      </w:r>
+    </w:p>
+    <w:p>
+      <w:pPr>
+        <w:spacing w:after="20" w:before="100"/>
+      </w:pPr>
+      <w:r>
+        <w:rPr>
+          <w:b/>
+          <w:bCs/>
+          <w:sz w:val="22"/>
+          <w:szCs w:val="22"/>
+        </w:rPr>
+        <w:t xml:space="preserve">departmental leaders</w:t>
       </w:r>
     </w:p>
     <w:p>
@@ -1219,7 +1275,28 @@
           <w:sz w:val="22"/>
           <w:szCs w:val="22"/>
         </w:rPr>
-        <w:t xml:space="preserve">Owns day-to-day implementation and records for this standard.</w:t>
+        <w:t xml:space="preserve">Run the department-level duties this standard names.</w:t>
+      </w:r>
+    </w:p>
+    <w:p>
+      <w:pPr>
+        <w:pStyle w:val="Heading1"/>
+        <w:spacing w:after="120" w:before="280"/>
+      </w:pPr>
+      <w:r>
+        <w:t xml:space="preserve">7. Quality monitoring (RCA → CAPA)</w:t>
+      </w:r>
+    </w:p>
+    <w:p>
+      <w:pPr>
+        <w:spacing w:after="140"/>
+      </w:pPr>
+      <w:r>
+        <w:rPr>
+          <w:sz w:val="22"/>
+          <w:szCs w:val="22"/>
+        </w:rPr>
+        <w:t xml:space="preserve">The Quality Coordinator audits this policy «quarterly». The audit reviews:</w:t>
       </w:r>
     </w:p>
     <w:p>
@@ -1236,7 +1313,7 @@
           <w:sz w:val="22"/>
           <w:szCs w:val="22"/>
         </w:rPr>
-        <w:t xml:space="preserve">Quality Coordinator</w:t>
+        <w:t xml:space="preserve">Records for a sample of this standard's objective elements, checked against the What-we-do steps.</w:t>
       </w:r>
     </w:p>
     <w:p>
@@ -1253,7 +1330,7 @@
           <w:sz w:val="22"/>
           <w:szCs w:val="22"/>
         </w:rPr>
-        <w:t xml:space="preserve">Audits this policy «quarterly»; holds training acknowledgements.</w:t>
+        <w:t xml:space="preserve">Documentary evidence is on file for each asterisked objective element in the sample.</w:t>
       </w:r>
     </w:p>
     <w:p>
@@ -1270,7 +1347,7 @@
           <w:sz w:val="22"/>
           <w:szCs w:val="22"/>
         </w:rPr>
-        <w:t xml:space="preserve">departmental leaders</w:t>
+        <w:t xml:space="preserve">CORE objective elements show no critical gaps in the sample.</w:t>
       </w:r>
     </w:p>
     <w:p>
@@ -1287,108 +1364,19 @@
           <w:sz w:val="22"/>
           <w:szCs w:val="22"/>
         </w:rPr>
-        <w:t xml:space="preserve">Run the department-level duties this standard names.</w:t>
-      </w:r>
-    </w:p>
-    <w:p>
-      <w:pPr>
-        <w:pStyle w:val="Heading1"/>
-        <w:spacing w:after="120" w:before="280"/>
-      </w:pPr>
-      <w:r>
-        <w:t xml:space="preserve">7. Quality monitoring (RCA → CAPA)</w:t>
-      </w:r>
-    </w:p>
-    <w:p>
-      <w:pPr>
-        <w:spacing w:after="140"/>
-      </w:pPr>
-      <w:r>
-        <w:rPr>
-          <w:sz w:val="22"/>
-          <w:szCs w:val="22"/>
-        </w:rPr>
-        <w:t xml:space="preserve">The Quality Coordinator audits this policy «quarterly».</w:t>
-      </w:r>
-    </w:p>
-    <w:p>
-      <w:pPr>
-        <w:spacing w:after="140"/>
-      </w:pPr>
-      <w:r>
-        <w:rPr>
-          <w:sz w:val="22"/>
-          <w:szCs w:val="22"/>
-        </w:rPr>
-        <w:t xml:space="preserve">What is monitored each quarter:</w:t>
-      </w:r>
-    </w:p>
-    <w:p>
-      <w:pPr>
-        <w:pStyle w:val="ListParagraph"/>
-        <w:numPr>
-          <w:ilvl w:val="0"/>
-          <w:numId w:val="1"/>
-        </w:numPr>
-        <w:spacing w:after="60"/>
-      </w:pPr>
-      <w:r>
-        <w:rPr>
-          <w:sz w:val="22"/>
-          <w:szCs w:val="22"/>
-        </w:rPr>
-        <w:t xml:space="preserve">Sample of records for each OE HRM.8.a–f.</w:t>
-      </w:r>
-    </w:p>
-    <w:p>
-      <w:pPr>
-        <w:pStyle w:val="ListParagraph"/>
-        <w:numPr>
-          <w:ilvl w:val="0"/>
-          <w:numId w:val="1"/>
-        </w:numPr>
-        <w:spacing w:after="60"/>
-      </w:pPr>
-      <w:r>
-        <w:rPr>
-          <w:sz w:val="22"/>
-          <w:szCs w:val="22"/>
-        </w:rPr>
-        <w:t xml:space="preserve">Asterisked elements (a) have document evidence as required.</w:t>
-      </w:r>
-    </w:p>
-    <w:p>
-      <w:pPr>
-        <w:pStyle w:val="ListParagraph"/>
-        <w:numPr>
-          <w:ilvl w:val="0"/>
-          <w:numId w:val="1"/>
-        </w:numPr>
-        <w:spacing w:after="60"/>
-      </w:pPr>
-      <w:r>
-        <w:rPr>
-          <w:sz w:val="22"/>
-          <w:szCs w:val="22"/>
-        </w:rPr>
-        <w:t xml:space="preserve">CORE elements (d) show no critical gaps in the sample.</w:t>
-      </w:r>
-    </w:p>
-    <w:p>
-      <w:pPr>
-        <w:pStyle w:val="ListParagraph"/>
-        <w:numPr>
-          <w:ilvl w:val="0"/>
-          <w:numId w:val="1"/>
-        </w:numPr>
-        <w:spacing w:after="60"/>
-      </w:pPr>
-      <w:r>
-        <w:rPr>
-          <w:sz w:val="22"/>
-          <w:szCs w:val="22"/>
-        </w:rPr>
         <w:t xml:space="preserve">Stop-work events (if any) are logged with outcome.</w:t>
+      </w:r>
+    </w:p>
+    <w:p>
+      <w:pPr>
+        <w:spacing w:after="140"/>
+      </w:pPr>
+      <w:r>
+        <w:rPr>
+          <w:sz w:val="22"/>
+          <w:szCs w:val="22"/>
+        </w:rPr>
+        <w:t xml:space="preserve">Root-cause analysis is required when a gap found in this audit remains open beyond «90 days».</w:t>
       </w:r>
     </w:p>
     <w:p>
@@ -3045,7 +3033,7 @@
           <w:sz w:val="22"/>
           <w:szCs w:val="22"/>
         </w:rPr>
-        <w:t xml:space="preserve">Records showing HRM.8.a was followed for sampled cases.</w:t>
+        <w:t xml:space="preserve">Written disciplinary and grievance handling guidance.</w:t>
       </w:r>
     </w:p>
     <w:p>
@@ -3062,7 +3050,7 @@
           <w:sz w:val="22"/>
           <w:szCs w:val="22"/>
         </w:rPr>
-        <w:t xml:space="preserve">Written guidance / protocol referenced for this element (where required).</w:t>
+        <w:t xml:space="preserve">Coverage record for the HRM.8.c–e elements.</w:t>
       </w:r>
     </w:p>
     <w:p>
@@ -3079,7 +3067,16 @@
           <w:sz w:val="22"/>
           <w:szCs w:val="22"/>
         </w:rPr>
-        <w:t xml:space="preserve">Audit sample notes for HRM.8.a reviewed «quarterly».</w:t>
+        <w:t xml:space="preserve">Workplace-issue inclusion record — bullying, harassment.</w:t>
+      </w:r>
+    </w:p>
+    <w:p>
+      <w:pPr>
+        <w:pStyle w:val="Heading2"/>
+        <w:spacing w:after="100" w:before="220"/>
+      </w:pPr>
+      <w:r>
+        <w:t xml:space="preserve">HRM.8.b — The disciplinary and grievance handling mechanism is known to all categories of staff of the organisation.</w:t>
       </w:r>
     </w:p>
     <w:p>
@@ -3096,16 +3093,7 @@
           <w:sz w:val="22"/>
           <w:szCs w:val="22"/>
         </w:rPr>
-        <w:t xml:space="preserve">Documented evidence specifically required by the asterisked objective element.</w:t>
-      </w:r>
-    </w:p>
-    <w:p>
-      <w:pPr>
-        <w:pStyle w:val="Heading2"/>
-        <w:spacing w:after="100" w:before="220"/>
-      </w:pPr>
-      <w:r>
-        <w:t xml:space="preserve">HRM.8.b — The disciplinary and grievance handling mechanism is known to all categories of staff of the organisation.</w:t>
+        <w:t xml:space="preserve">Staff-awareness record of the disciplinary and grievance mechanism.</w:t>
       </w:r>
     </w:p>
     <w:p>
@@ -3122,7 +3110,7 @@
           <w:sz w:val="22"/>
           <w:szCs w:val="22"/>
         </w:rPr>
-        <w:t xml:space="preserve">Records showing HRM.8.b was followed for sampled cases.</w:t>
+        <w:t xml:space="preserve">Communication record — induction, notice board, policy circulation.</w:t>
       </w:r>
     </w:p>
     <w:p>
@@ -3139,7 +3127,16 @@
           <w:sz w:val="22"/>
           <w:szCs w:val="22"/>
         </w:rPr>
-        <w:t xml:space="preserve">Written guidance / protocol referenced for this element (where required).</w:t>
+        <w:t xml:space="preserve">Confirmation across all staff categories.</w:t>
+      </w:r>
+    </w:p>
+    <w:p>
+      <w:pPr>
+        <w:pStyle w:val="Heading2"/>
+        <w:spacing w:after="100" w:before="220"/>
+      </w:pPr>
+      <w:r>
+        <w:t xml:space="preserve">HRM.8.c — The disciplinary policy and procedure are based on the principles of natural justice.</w:t>
       </w:r>
     </w:p>
     <w:p>
@@ -3156,16 +3153,7 @@
           <w:sz w:val="22"/>
           <w:szCs w:val="22"/>
         </w:rPr>
-        <w:t xml:space="preserve">Audit sample notes for HRM.8.b reviewed «quarterly».</w:t>
-      </w:r>
-    </w:p>
-    <w:p>
-      <w:pPr>
-        <w:pStyle w:val="Heading2"/>
-        <w:spacing w:after="100" w:before="220"/>
-      </w:pPr>
-      <w:r>
-        <w:t xml:space="preserve">HRM.8.c — The disciplinary policy and procedure are based on the principles of natural justice.</w:t>
+        <w:t xml:space="preserve">Natural-justice-principle record — both parties heard before a decision.</w:t>
       </w:r>
     </w:p>
     <w:p>
@@ -3182,7 +3170,7 @@
           <w:sz w:val="22"/>
           <w:szCs w:val="22"/>
         </w:rPr>
-        <w:t xml:space="preserve">Records showing HRM.8.c was followed for sampled cases.</w:t>
+        <w:t xml:space="preserve">Disciplinary case record demonstrating the principle applied.</w:t>
       </w:r>
     </w:p>
     <w:p>
@@ -3199,7 +3187,16 @@
           <w:sz w:val="22"/>
           <w:szCs w:val="22"/>
         </w:rPr>
-        <w:t xml:space="preserve">Written guidance / protocol referenced for this element (where required).</w:t>
+        <w:t xml:space="preserve">Policy-document reference.</w:t>
+      </w:r>
+    </w:p>
+    <w:p>
+      <w:pPr>
+        <w:pStyle w:val="Heading2"/>
+        <w:spacing w:after="100" w:before="220"/>
+      </w:pPr>
+      <w:r>
+        <w:t xml:space="preserve">HRM.8.d — The disciplinary and grievance procedure is in consonance with the prevailing laws.</w:t>
       </w:r>
     </w:p>
     <w:p>
@@ -3216,16 +3213,7 @@
           <w:sz w:val="22"/>
           <w:szCs w:val="22"/>
         </w:rPr>
-        <w:t xml:space="preserve">Audit sample notes for HRM.8.c reviewed «quarterly».</w:t>
-      </w:r>
-    </w:p>
-    <w:p>
-      <w:pPr>
-        <w:pStyle w:val="Heading2"/>
-        <w:spacing w:after="100" w:before="220"/>
-      </w:pPr>
-      <w:r>
-        <w:t xml:space="preserve">HRM.8.d — The disciplinary and grievance procedure is in consonance with the prevailing laws.</w:t>
+        <w:t xml:space="preserve">Labour-law compliance record for the disciplinary and grievance procedure.</w:t>
       </w:r>
     </w:p>
     <w:p>
@@ -3242,7 +3230,7 @@
           <w:sz w:val="22"/>
           <w:szCs w:val="22"/>
         </w:rPr>
-        <w:t xml:space="preserve">Records showing HRM.8.d was followed for sampled cases.</w:t>
+        <w:t xml:space="preserve">Internal Complaints Committee constitution record for sexual-harassment complaints.</w:t>
       </w:r>
     </w:p>
     <w:p>
@@ -3259,7 +3247,16 @@
           <w:sz w:val="22"/>
           <w:szCs w:val="22"/>
         </w:rPr>
-        <w:t xml:space="preserve">Written guidance / protocol referenced for this element (where required).</w:t>
+        <w:t xml:space="preserve">Legal-currency review record of the procedure.</w:t>
+      </w:r>
+    </w:p>
+    <w:p>
+      <w:pPr>
+        <w:pStyle w:val="Heading2"/>
+        <w:spacing w:after="100" w:before="220"/>
+      </w:pPr>
+      <w:r>
+        <w:t xml:space="preserve">HRM.8.e — There is a provision for appeals in all disciplinary cases.</w:t>
       </w:r>
     </w:p>
     <w:p>
@@ -3276,7 +3273,7 @@
           <w:sz w:val="22"/>
           <w:szCs w:val="22"/>
         </w:rPr>
-        <w:t xml:space="preserve">Audit sample notes for HRM.8.d reviewed «quarterly».</w:t>
+        <w:t xml:space="preserve">Appellate-authority designation record, higher than the disciplinary authority.</w:t>
       </w:r>
     </w:p>
     <w:p>
@@ -3293,16 +3290,7 @@
           <w:sz w:val="22"/>
           <w:szCs w:val="22"/>
         </w:rPr>
-        <w:t xml:space="preserve">CORE-element sample with no critical gaps in the quarter under review.</w:t>
-      </w:r>
-    </w:p>
-    <w:p>
-      <w:pPr>
-        <w:pStyle w:val="Heading2"/>
-        <w:spacing w:after="100" w:before="220"/>
-      </w:pPr>
-      <w:r>
-        <w:t xml:space="preserve">HRM.8.e — There is a provision for appeals in all disciplinary cases.</w:t>
+        <w:t xml:space="preserve">Appeal-case record showing the provision was used.</w:t>
       </w:r>
     </w:p>
     <w:p>
@@ -3319,7 +3307,16 @@
           <w:sz w:val="22"/>
           <w:szCs w:val="22"/>
         </w:rPr>
-        <w:t xml:space="preserve">Records showing HRM.8.e was followed for sampled cases.</w:t>
+        <w:t xml:space="preserve">Policy-document reference.</w:t>
+      </w:r>
+    </w:p>
+    <w:p>
+      <w:pPr>
+        <w:pStyle w:val="Heading2"/>
+        <w:spacing w:after="100" w:before="220"/>
+      </w:pPr>
+      <w:r>
+        <w:t xml:space="preserve">HRM.8.f — Actions are taken to redress the grievance.</w:t>
       </w:r>
     </w:p>
     <w:p>
@@ -3336,7 +3333,7 @@
           <w:sz w:val="22"/>
           <w:szCs w:val="22"/>
         </w:rPr>
-        <w:t xml:space="preserve">Written guidance / protocol referenced for this element (where required).</w:t>
+        <w:t xml:space="preserve">Grievance-redress action record.</w:t>
       </w:r>
     </w:p>
     <w:p>
@@ -3353,16 +3350,7 @@
           <w:sz w:val="22"/>
           <w:szCs w:val="22"/>
         </w:rPr>
-        <w:t xml:space="preserve">Audit sample notes for HRM.8.e reviewed «quarterly».</w:t>
-      </w:r>
-    </w:p>
-    <w:p>
-      <w:pPr>
-        <w:pStyle w:val="Heading2"/>
-        <w:spacing w:after="100" w:before="220"/>
-      </w:pPr>
-      <w:r>
-        <w:t xml:space="preserve">HRM.8.f — Actions are taken to redress the grievance.</w:t>
+        <w:t xml:space="preserve">Documentation and communication record to the aggrieved staff member.</w:t>
       </w:r>
     </w:p>
     <w:p>
@@ -3379,41 +3367,7 @@
           <w:sz w:val="22"/>
           <w:szCs w:val="22"/>
         </w:rPr>
-        <w:t xml:space="preserve">Records showing HRM.8.f was followed for sampled cases.</w:t>
-      </w:r>
-    </w:p>
-    <w:p>
-      <w:pPr>
-        <w:pStyle w:val="ListParagraph"/>
-        <w:numPr>
-          <w:ilvl w:val="0"/>
-          <w:numId w:val="1"/>
-        </w:numPr>
-        <w:spacing w:after="60"/>
-      </w:pPr>
-      <w:r>
-        <w:rPr>
-          <w:sz w:val="22"/>
-          <w:szCs w:val="22"/>
-        </w:rPr>
-        <w:t xml:space="preserve">Written guidance / protocol referenced for this element (where required).</w:t>
-      </w:r>
-    </w:p>
-    <w:p>
-      <w:pPr>
-        <w:pStyle w:val="ListParagraph"/>
-        <w:numPr>
-          <w:ilvl w:val="0"/>
-          <w:numId w:val="1"/>
-        </w:numPr>
-        <w:spacing w:after="60"/>
-      </w:pPr>
-      <w:r>
-        <w:rPr>
-          <w:sz w:val="22"/>
-          <w:szCs w:val="22"/>
-        </w:rPr>
-        <w:t xml:space="preserve">Audit sample notes for HRM.8.f reviewed «quarterly».</w:t>
+        <w:t xml:space="preserve">Closure-tracking record.</w:t>
       </w:r>
     </w:p>
     <w:p>

--- a/policies/build/preview_hco/HCO.HRM.8_v2_preview.docx
+++ b/policies/build/preview_hco/HCO.HRM.8_v2_preview.docx
@@ -692,7 +692,7 @@
           <w:sz w:val="22"/>
           <w:szCs w:val="22"/>
         </w:rPr>
-        <w:t xml:space="preserve">It covers objective elements HRM.8.a–f (6 elements).</w:t>
+        <w:t xml:space="preserve">This policy covers all 6 requirements under this standard, listed in detail below.</w:t>
       </w:r>
     </w:p>
     <w:p>
@@ -716,7 +716,7 @@
           <w:sz w:val="22"/>
           <w:szCs w:val="22"/>
         </w:rPr>
-        <w:t xml:space="preserve">This policy owns HRM.8. Related AAC, COP, MOM, PRE, IPC, PSQ, ROM and FMS duties stay with those policies — cross-reference only. Other HRM standards stay with their own policies.</w:t>
+        <w:t xml:space="preserve">This policy covers disciplinary and grievance handling specifically. Related duties — like patient assessment, clinical care, medication management, patient rights, infection control, quality and safety monitoring, hospital governance, or facility safety — are covered in the hospital's other policies, not repeated here. Other HRM standards stay with their own policies.</w:t>
       </w:r>
     </w:p>
     <w:p>
@@ -761,19 +761,19 @@
           <w:sz w:val="22"/>
           <w:szCs w:val="22"/>
         </w:rPr>
-        <w:t xml:space="preserve">It covers 6 objective elements (HRM.8.a, HRM.8.b, HRM.8.c, HRM.8.d, HRM.8.e, HRM.8.f).</w:t>
-      </w:r>
-    </w:p>
-    <w:p>
-      <w:pPr>
-        <w:spacing w:after="140"/>
-      </w:pPr>
-      <w:r>
-        <w:rPr>
-          <w:sz w:val="22"/>
-          <w:szCs w:val="22"/>
-        </w:rPr>
-        <w:t xml:space="preserve">Boundaries: do not overwrite HCO AAC, COP, MOM, PRE, IPC, PSQ, ROM or FMS policies. Spell out abbreviations on first use in training materials. OE counts/levels/asterisks stay with the official portal Standards PDF. Method notes come from the Guidebook Interpretation paragraphs (scanned PDF; no text layer, transcribed and verified against rendered page images — see policies/source/hco6_hrm_chapter_notes.md).</w:t>
+        <w:t xml:space="preserve">This policy covers all 6 requirements under this standard, listed in detail below.</w:t>
+      </w:r>
+    </w:p>
+    <w:p>
+      <w:pPr>
+        <w:spacing w:after="140"/>
+      </w:pPr>
+      <w:r>
+        <w:rPr>
+          <w:sz w:val="22"/>
+          <w:szCs w:val="22"/>
+        </w:rPr>
+        <w:t xml:space="preserve">This policy covers disciplinary and grievance handling specifically. Related duties — like patient assessment, clinical care, medication management, patient rights, infection control, quality and safety monitoring, hospital governance, or facility safety — are covered in the hospital's other policies, not repeated here. Spell out abbreviations on first use in training materials. OE counts/levels/asterisks stay with the official portal Standards PDF. Method notes come from the Guidebook Interpretation paragraphs (scanned PDF; no text layer, transcribed and verified against rendered page images — see policies/source/hco6_hrm_chapter_notes.md).</w:t>
       </w:r>
     </w:p>
     <w:p>
